--- a/projects/valuepickr-open-screen/docs/Dynamic Cables.docx
+++ b/projects/valuepickr-open-screen/docs/Dynamic Cables.docx
@@ -2120,7 +2120,7 @@
         <w:spacing w:after="120" w:before="280"/>
       </w:pPr>
       <w:r>
-        <w:t xml:space="preserve">Ishmohit-Lens Checks (value chain · earnings quality · growth trajectory · management · global-signal check)</w:t>
+        <w:t xml:space="preserve">Ishmohit-Lens Checks (value chain · earnings quality · growth trajectory · management · quality metrics · track record · global-signal check)</w:t>
       </w:r>
     </w:p>
     <w:p>
@@ -2502,7 +2502,7 @@
           </w:tcPr>
           <w:p>
             <w:r>
-              <w:t xml:space="preserve">Long-term debt largely repaid; reinvesting at ~26% ROCE; greenfield ~Rs 45 Cr at a 6x asset turn; no unrelated diversification -- but a ~Rs 344 Cr corporate guarantee to Indokrates (same-promoter, 53-year-old, not a subsidiary) is a large related-party exposure (community-researched, not deemed fraudulent)</w:t>
+              <w:t xml:space="preserve">Long-term debt largely repaid; reinvesting at ~26% ROCE; greenfield ~Rs 45 Cr at a 6x asset turn; no unrelated diversification -- but a ~Rs 344 Cr corporate guarantee to Indokrates (same-promoter, 53-year-old, not a subsidiary) is a large related-party exposure (community-researched, not deemed fraudulent) (disciplined)</w:t>
             </w:r>
           </w:p>
         </w:tc>
@@ -2573,6 +2573,33 @@
                 <w:b/>
                 <w:bCs/>
               </w:rPr>
+              <w:t xml:space="preserve">Shareholder returns</w:t>
+            </w:r>
+          </w:p>
+        </w:tc>
+        <w:tc>
+          <w:tcPr>
+            <w:tcW w:type="dxa" w:w="5800"/>
+          </w:tcPr>
+          <w:p>
+            <w:r>
+              <w:t xml:space="preserve">unclear</w:t>
+            </w:r>
+          </w:p>
+        </w:tc>
+      </w:tr>
+      <w:tr>
+        <w:tc>
+          <w:tcPr>
+            <w:tcW w:type="dxa" w:w="3200"/>
+            <w:shd w:fill="F2F2F2" w:val="clear"/>
+          </w:tcPr>
+          <w:p>
+            <w:r>
+              <w:rPr>
+                <w:b/>
+                <w:bCs/>
+              </w:rPr>
               <w:t xml:space="preserve">Capability ladder / VAP</w:t>
             </w:r>
           </w:p>
@@ -2589,6 +2616,233 @@
         </w:tc>
       </w:tr>
     </w:tbl>
+    <w:p>
+      <w:pPr>
+        <w:spacing w:after="120"/>
+      </w:pPr>
+      <w:r>
+        <w:rPr>
+          <w:b/>
+          <w:bCs/>
+          <w:sz w:val="20"/>
+          <w:szCs w:val="20"/>
+        </w:rPr>
+        <w:t xml:space="preserve">Quality metrics (ROCE · debt · FCF · margin · capex):</w:t>
+      </w:r>
+    </w:p>
+    <w:tbl>
+      <w:tblPr>
+        <w:tblW w:type="dxa" w:w="9000"/>
+        <w:tblBorders>
+          <w:top w:val="single" w:color="auto" w:sz="4"/>
+          <w:left w:val="single" w:color="auto" w:sz="4"/>
+          <w:bottom w:val="single" w:color="auto" w:sz="4"/>
+          <w:right w:val="single" w:color="auto" w:sz="4"/>
+          <w:insideH w:val="single" w:color="auto" w:sz="4"/>
+          <w:insideV w:val="single" w:color="auto" w:sz="4"/>
+        </w:tblBorders>
+      </w:tblPr>
+      <w:tblGrid>
+        <w:gridCol w:w="3200"/>
+        <w:gridCol w:w="5800"/>
+      </w:tblGrid>
+      <w:tr>
+        <w:tc>
+          <w:tcPr>
+            <w:tcW w:type="dxa" w:w="3200"/>
+            <w:shd w:fill="F2F2F2" w:val="clear"/>
+          </w:tcPr>
+          <w:p>
+            <w:r>
+              <w:rPr>
+                <w:b/>
+                <w:bCs/>
+              </w:rPr>
+              <w:t xml:space="preserve">Assessment</w:t>
+            </w:r>
+          </w:p>
+        </w:tc>
+        <w:tc>
+          <w:tcPr>
+            <w:tcW w:type="dxa" w:w="5800"/>
+          </w:tcPr>
+          <w:p>
+            <w:r>
+              <w:t xml:space="preserve">positive</w:t>
+            </w:r>
+          </w:p>
+        </w:tc>
+      </w:tr>
+      <w:tr>
+        <w:tc>
+          <w:tcPr>
+            <w:tcW w:type="dxa" w:w="3200"/>
+            <w:shd w:fill="F2F2F2" w:val="clear"/>
+          </w:tcPr>
+          <w:p>
+            <w:r>
+              <w:rPr>
+                <w:b/>
+                <w:bCs/>
+              </w:rPr>
+              <w:t xml:space="preserve">ROCE</w:t>
+            </w:r>
+          </w:p>
+        </w:tc>
+        <w:tc>
+          <w:tcPr>
+            <w:tcW w:type="dxa" w:w="5800"/>
+          </w:tcPr>
+          <w:p>
+            <w:r>
+              <w:t xml:space="preserve">26.2% (stable)</w:t>
+            </w:r>
+          </w:p>
+        </w:tc>
+      </w:tr>
+      <w:tr>
+        <w:tc>
+          <w:tcPr>
+            <w:tcW w:type="dxa" w:w="3200"/>
+            <w:shd w:fill="F2F2F2" w:val="clear"/>
+          </w:tcPr>
+          <w:p>
+            <w:r>
+              <w:rPr>
+                <w:b/>
+                <w:bCs/>
+              </w:rPr>
+              <w:t xml:space="preserve">Leverage</w:t>
+            </w:r>
+          </w:p>
+        </w:tc>
+        <w:tc>
+          <w:tcPr>
+            <w:tcW w:type="dxa" w:w="5800"/>
+          </w:tcPr>
+          <w:p>
+            <w:r>
+              <w:t xml:space="preserve">Net debt/EBITDA 0.68x</w:t>
+            </w:r>
+          </w:p>
+        </w:tc>
+      </w:tr>
+      <w:tr>
+        <w:tc>
+          <w:tcPr>
+            <w:tcW w:type="dxa" w:w="3200"/>
+            <w:shd w:fill="F2F2F2" w:val="clear"/>
+          </w:tcPr>
+          <w:p>
+            <w:r>
+              <w:rPr>
+                <w:b/>
+                <w:bCs/>
+              </w:rPr>
+              <w:t xml:space="preserve">FCF conversion</w:t>
+            </w:r>
+          </w:p>
+        </w:tc>
+        <w:tc>
+          <w:tcPr>
+            <w:tcW w:type="dxa" w:w="5800"/>
+          </w:tcPr>
+          <w:p>
+            <w:r>
+              <w:t xml:space="preserve">—</w:t>
+            </w:r>
+          </w:p>
+        </w:tc>
+      </w:tr>
+      <w:tr>
+        <w:tc>
+          <w:tcPr>
+            <w:tcW w:type="dxa" w:w="3200"/>
+            <w:shd w:fill="F2F2F2" w:val="clear"/>
+          </w:tcPr>
+          <w:p>
+            <w:r>
+              <w:rPr>
+                <w:b/>
+                <w:bCs/>
+              </w:rPr>
+              <w:t xml:space="preserve">Margin trend</w:t>
+            </w:r>
+          </w:p>
+        </w:tc>
+        <w:tc>
+          <w:tcPr>
+            <w:tcW w:type="dxa" w:w="5800"/>
+          </w:tcPr>
+          <w:p>
+            <w:r>
+              <w:t xml:space="preserve">expanding</w:t>
+            </w:r>
+          </w:p>
+        </w:tc>
+      </w:tr>
+      <w:tr>
+        <w:tc>
+          <w:tcPr>
+            <w:tcW w:type="dxa" w:w="3200"/>
+            <w:shd w:fill="F2F2F2" w:val="clear"/>
+          </w:tcPr>
+          <w:p>
+            <w:r>
+              <w:rPr>
+                <w:b/>
+                <w:bCs/>
+              </w:rPr>
+              <w:t xml:space="preserve">Capex efficiency</w:t>
+            </w:r>
+          </w:p>
+        </w:tc>
+        <w:tc>
+          <w:tcPr>
+            <w:tcW w:type="dxa" w:w="5800"/>
+          </w:tcPr>
+          <w:p>
+            <w:r>
+              <w:t xml:space="preserve">productive</w:t>
+            </w:r>
+          </w:p>
+        </w:tc>
+      </w:tr>
+    </w:tbl>
+    <w:p>
+      <w:pPr>
+        <w:spacing w:after="60" w:before="120"/>
+      </w:pPr>
+      <w:r>
+        <w:rPr>
+          <w:b/>
+          <w:bCs/>
+          <w:sz w:val="20"/>
+          <w:szCs w:val="20"/>
+        </w:rPr>
+        <w:t xml:space="preserve">Track record (Coffee Can persistence check): </w:t>
+      </w:r>
+      <w:r>
+        <w:rPr>
+          <w:sz w:val="20"/>
+          <w:szCs w:val="20"/>
+        </w:rPr>
+        <w:t xml:space="preserve">cleared revenue growth ≥10% AND ROCE ≥15% in 5 of the last 5 years (consistency_score 100)</w:t>
+      </w:r>
+    </w:p>
+    <w:p>
+      <w:pPr>
+        <w:spacing w:after="120"/>
+      </w:pPr>
+      <w:r>
+        <w:rPr>
+          <w:color w:val="666666"/>
+          <w:sz w:val="18"/>
+          <w:szCs w:val="18"/>
+        </w:rPr>
+        <w:t xml:space="preserve">FY22-FY26 (screener DYCL + equitymaster/FY reports; screener 10y table was login-gated this pass): ROCE &gt;=23% every year (23.8% FY22 rising to ~26.8% FY26; some sources show a FY24 spike to ~32%). Revenue grew every year 15-33% (FY23 +15%, FY24 +15%, FY25 +33%, FY26 +17%; FY22 ~+19%). Both metrics cleared 5 of 5; margins thin (OPM 9%-&gt;11%) but stable through metal-price volatility.</w:t>
+      </w:r>
+    </w:p>
     <w:p>
       <w:pPr>
         <w:pStyle w:val="Heading1"/>
@@ -2965,6 +3219,34 @@
           <w:szCs w:val="24"/>
         </w:rPr>
         <w:t xml:space="preserve">10x-in-2-3-years - a small-cap converter with confirmed ~30% growth, improving ~27% ROCE, a de-levered balance sheet, a multi-year power-capex tailwind and US/PGCIL optionality; a literal 2-3-year 10x is aggressive given thin GPM, so treat it as a strong multi-year multibagger candidate</w:t>
+      </w:r>
+    </w:p>
+    <w:p>
+      <w:pPr>
+        <w:spacing w:after="120"/>
+      </w:pPr>
+      <w:r>
+        <w:rPr>
+          <w:color w:val="666666"/>
+          <w:sz w:val="20"/>
+          <w:szCs w:val="20"/>
+        </w:rPr>
+        <w:t xml:space="preserve">4-box gate — tailwind: yes · TAM: yes · moat: weak · valuation: yes  (score 3.5 / 4)</w:t>
+      </w:r>
+    </w:p>
+    <w:p>
+      <w:pPr>
+        <w:spacing w:after="120"/>
+      </w:pPr>
+      <w:r>
+        <w:rPr>
+          <w:i/>
+          <w:iCs/>
+          <w:color w:val="666666"/>
+          <w:sz w:val="20"/>
+          <w:szCs w:val="20"/>
+        </w:rPr>
+        <w:t xml:space="preserve">Power-capex tailwind long runway; new US/PGCIL markets = TAM expansion; RDSO/PGCIL approval moat real but ~20-player fragmented sector adding capacity; gap=underestimated (delivery 30% vs 18-20% priced)</w:t>
       </w:r>
     </w:p>
     <w:p>

--- a/projects/valuepickr-open-screen/docs/Dynamic Cables.docx
+++ b/projects/valuepickr-open-screen/docs/Dynamic Cables.docx
@@ -3353,6 +3353,187 @@
           <w:szCs w:val="18"/>
         </w:rPr>
         <w:t xml:space="preserve">This is independent research and analysis for informational purposes only, not personalized financial or investment advice. Past multi-bagger performance and forum/social sentiment are not indicators of future returns. Do your own due diligence before investing.</w:t>
+      </w:r>
+    </w:p>
+    <w:p/>
+    <w:p>
+      <w:r>
+        <w:rPr>
+          <w:b/>
+          <w:sz w:val="28"/>
+        </w:rPr>
+        <w:t>🔄 RESEARCH UPDATE - 2026-10-05</w:t>
+      </w:r>
+    </w:p>
+    <w:p>
+      <w:r>
+        <w:rPr>
+          <w:b/>
+        </w:rPr>
+        <w:t>📊 Key Metrics:</w:t>
+      </w:r>
+    </w:p>
+    <w:p>
+      <w:pPr>
+        <w:ind w:left="360"/>
+      </w:pPr>
+      <w:r>
+        <w:t xml:space="preserve">  • Company: Dynamic Cables Ltd</w:t>
+      </w:r>
+    </w:p>
+    <w:p>
+      <w:pPr>
+        <w:ind w:left="360"/>
+      </w:pPr>
+      <w:r>
+        <w:t xml:space="preserve">  • Conviction: Not rated</w:t>
+      </w:r>
+    </w:p>
+    <w:p>
+      <w:pPr>
+        <w:ind w:left="360"/>
+      </w:pPr>
+      <w:r>
+        <w:t xml:space="preserve">  • Thesis: 10x-in-2-3-years - a small-cap converter with confirmed ~30% growth, improving ~27% ROCE, a de-levered balance sheet, a multi-year power-capex tailwind and US/PGCIL optionality; a literal 2-3-year 10x is aggressive given thin GPM, so treat it as a strong multi-year multibagger candidate</w:t>
+      </w:r>
+    </w:p>
+    <w:p>
+      <w:pPr>
+        <w:ind w:left="360"/>
+      </w:pPr>
+      <w:r>
+        <w:t xml:space="preserve">  • 4-Box Score: 3.5</w:t>
+      </w:r>
+    </w:p>
+    <w:p>
+      <w:pPr>
+        <w:ind w:left="360"/>
+      </w:pPr>
+      <w:r>
+        <w:t xml:space="preserve">  • Research Date: 2026-09-28</w:t>
+      </w:r>
+    </w:p>
+    <w:p>
+      <w:pPr>
+        <w:ind w:left="360"/>
+      </w:pPr>
+      <w:r>
+        <w:t xml:space="preserve">  • Red Flag: None</w:t>
+      </w:r>
+    </w:p>
+    <w:p/>
+    <w:p>
+      <w:r>
+        <w:rPr>
+          <w:b/>
+        </w:rPr>
+        <w:t>📝 Verdict:</w:t>
+      </w:r>
+    </w:p>
+    <w:p>
+      <w:pPr>
+        <w:ind w:left="360"/>
+      </w:pPr>
+      <w:r>
+        <w:t>Deep dive is confirmatory: six quarters of ~30% growth at a rock-stable ~11% margin (RM pass-through works), de-levered, US exports started, greenfield dated -- tempered by thin converter margins, the Indokrates guarantee and a 6pp promoter-holding slip. Conviction Medium-High</w:t>
+      </w:r>
+    </w:p>
+    <w:p/>
+    <w:p>
+      <w:r>
+        <w:rPr>
+          <w:b/>
+        </w:rPr>
+        <w:t>📈 Bull Case:</w:t>
+      </w:r>
+    </w:p>
+    <w:p>
+      <w:pPr>
+        <w:ind w:left="360"/>
+      </w:pPr>
+      <w:r>
+        <w:t>OPM held steady at ~11% across six quarters through metal-price volatility -- the real-time two-way RM pass-through works in practice, not just on the concall</w:t>
+      </w:r>
+    </w:p>
+    <w:p>
+      <w:pPr>
+        <w:ind w:left="360"/>
+      </w:pPr>
+      <w:r>
+        <w:t>Delivery has run ~30-33% revenue growth for six straight quarters against a conservative 18-20% guidance; ROCE ~26%, ROE ~20%</w:t>
+      </w:r>
+    </w:p>
+    <w:p>
+      <w:pPr>
+        <w:ind w:left="360"/>
+      </w:pPr>
+      <w:r>
+        <w:t>Long-term debt largely repaid: gross borrowings ~Rs 43 Cr, net adj leverage 0.68x, interest coverage 11.3x -- a de-levered small-cap into a multi-year T&amp;D/solar capex cycle</w:t>
+      </w:r>
+    </w:p>
+    <w:p>
+      <w:pPr>
+        <w:ind w:left="360"/>
+      </w:pPr>
+      <w:r>
+        <w:t>Greenfield on a dated schedule (trial Sep 2026, commercial Q4 FY27, 80-85% utilisation by end-FY28) at a 6x asset turn</w:t>
+      </w:r>
+    </w:p>
+    <w:p>
+      <w:pPr>
+        <w:ind w:left="360"/>
+      </w:pPr>
+      <w:r>
+        <w:t>US exports have actually started -- 13% of Q1 FY27 revenue (from ~9% FY26) via a distribution-led model -- plus PGCIL ACSR/AL-59 conductor approval opening the biggest domestic market</w:t>
+      </w:r>
+    </w:p>
+    <w:p/>
+    <w:p>
+      <w:r>
+        <w:rPr>
+          <w:b/>
+        </w:rPr>
+        <w:t>📉 Bear Case:</w:t>
+      </w:r>
+    </w:p>
+    <w:p>
+      <w:pPr>
+        <w:ind w:left="360"/>
+      </w:pPr>
+      <w:r>
+        <w:t>Margins are structurally thin (~11%) -- a converter with limited standalone pricing power; the 10x case rests on volume and a sustained multiple, not margin expansion</w:t>
+      </w:r>
+    </w:p>
+    <w:p>
+      <w:pPr>
+        <w:ind w:left="360"/>
+      </w:pPr>
+      <w:r>
+        <w:t>~Rs 344 Cr corporate guarantee to Indokrates (a same-promoter 53-year-old entity, not a subsidiary) -- researched by the community, not deemed fraudulent, but large versus a ~Rs 450 Cr net worth</w:t>
+      </w:r>
+    </w:p>
+    <w:p>
+      <w:pPr>
+        <w:ind w:left="360"/>
+      </w:pPr>
+      <w:r>
+        <w:t>Promoter holding fell from 74.5% (Mar 2024) to 68.2% (Jun 2026) -- contradicts the 'promoters continuously buying' framing; the ~6pp decline's cause (fundraise vs sale) was not verifiable this pass</w:t>
+      </w:r>
+    </w:p>
+    <w:p>
+      <w:pPr>
+        <w:ind w:left="360"/>
+      </w:pPr>
+      <w:r>
+        <w:t>The greenfield is small (~Rs 45 Cr capex, ~Rs 270 Cr revenue potential); the near-term capacity add is modest and commissioning has already slipped once (Sep 2026 vs earlier 2026)</w:t>
+      </w:r>
+    </w:p>
+    <w:p>
+      <w:pPr>
+        <w:ind w:left="360"/>
+      </w:pPr>
+      <w:r>
+        <w:t>Management guides ~18-20% while delivering ~30% -- either sustained sandbagging or a signal that growth normalises toward guidance as the base grows</w:t>
       </w:r>
     </w:p>
     <w:sectPr>
